--- a/WebWork Notes/By Hand problems.docx
+++ b/WebWork Notes/By Hand problems.docx
@@ -55,6 +55,179 @@
         </w:drawing>
       </w:r>
     </w:p>
+    <w:p>
+      <w:r>
+        <w:t> Let &lt;m&gt;h(</w:t>
+      </w:r>
+      <w:proofErr w:type="spellStart"/>
+      <w:proofErr w:type="gramStart"/>
+      <w:r>
+        <w:t>x,y</w:t>
+      </w:r>
+      <w:proofErr w:type="gramEnd"/>
+      <w:r>
+        <w:t>,z</w:t>
+      </w:r>
+      <w:proofErr w:type="spellEnd"/>
+      <w:r>
+        <w:t>)&lt;/m&gt; be a smooth function of three variables and let &lt;m&gt;\</w:t>
+      </w:r>
+      <w:proofErr w:type="spellStart"/>
+      <w:r>
+        <w:t>vF</w:t>
+      </w:r>
+      <w:proofErr w:type="spellEnd"/>
+      <w:r>
+        <w:t>=grad(h)=\</w:t>
+      </w:r>
+      <w:proofErr w:type="spellStart"/>
+      <w:r>
+        <w:t>nabla</w:t>
+      </w:r>
+      <w:proofErr w:type="spellEnd"/>
+      <w:r>
+        <w:t>{h}&lt;/m&gt;.</w:t>
+      </w:r>
+    </w:p>
+    <w:p>
+      <w:r>
+        <w:t>            &lt;</w:t>
+      </w:r>
+      <w:proofErr w:type="spellStart"/>
+      <w:r>
+        <w:t>ol</w:t>
+      </w:r>
+      <w:proofErr w:type="spellEnd"/>
+      <w:r>
+        <w:t>&gt;</w:t>
+      </w:r>
+    </w:p>
+    <w:p>
+      <w:r>
+        <w:t>              &lt;li&gt;Write out the component functions of &lt;m&gt;\</w:t>
+      </w:r>
+      <w:proofErr w:type="spellStart"/>
+      <w:r>
+        <w:t>vF</w:t>
+      </w:r>
+      <w:proofErr w:type="spellEnd"/>
+      <w:r>
+        <w:t>&lt;/m&gt; in terms of partial derivatives of &lt;m&gt;h&lt;/m</w:t>
+      </w:r>
+      <w:proofErr w:type="gramStart"/>
+      <w:r>
+        <w:t>&gt;.&lt;</w:t>
+      </w:r>
+      <w:proofErr w:type="gramEnd"/>
+      <w:r>
+        <w:t>/li&gt;</w:t>
+      </w:r>
+    </w:p>
+    <w:p>
+      <w:r>
+        <w:t>              &lt;li&gt;Show that &lt;m&gt;curl(\</w:t>
+      </w:r>
+      <w:proofErr w:type="spellStart"/>
+      <w:proofErr w:type="gramStart"/>
+      <w:r>
+        <w:t>vF</w:t>
+      </w:r>
+      <w:proofErr w:type="spellEnd"/>
+      <w:r>
+        <w:t>)=</w:t>
+      </w:r>
+      <w:proofErr w:type="gramEnd"/>
+      <w:r>
+        <w:t>\</w:t>
+      </w:r>
+      <w:proofErr w:type="spellStart"/>
+      <w:r>
+        <w:t>vec</w:t>
+      </w:r>
+      <w:proofErr w:type="spellEnd"/>
+      <w:r>
+        <w:t>{0}&lt;/m&gt;.&lt;/li&gt;</w:t>
+      </w:r>
+    </w:p>
+    <w:p>
+      <w:r>
+        <w:t>              &lt;li&gt;A vector field is curl free if &lt;m&gt;curl(\</w:t>
+      </w:r>
+      <w:proofErr w:type="spellStart"/>
+      <w:proofErr w:type="gramStart"/>
+      <w:r>
+        <w:t>vF</w:t>
+      </w:r>
+      <w:proofErr w:type="spellEnd"/>
+      <w:r>
+        <w:t>)=</w:t>
+      </w:r>
+      <w:proofErr w:type="gramEnd"/>
+      <w:r>
+        <w:t>\</w:t>
+      </w:r>
+      <w:proofErr w:type="spellStart"/>
+      <w:r>
+        <w:t>vec</w:t>
+      </w:r>
+      <w:proofErr w:type="spellEnd"/>
+      <w:r>
+        <w:t>{0}&lt;/m&gt;. If the component functions of a vector field &lt;m&gt;\</w:t>
+      </w:r>
+      <w:proofErr w:type="spellStart"/>
+      <w:r>
+        <w:t>vG</w:t>
+      </w:r>
+      <w:proofErr w:type="spellEnd"/>
+      <w:r>
+        <w:t>&lt;/m&gt; have continuous first partial derivatives on an open region of space, then &lt;m&gt;curl(\</w:t>
+      </w:r>
+      <w:proofErr w:type="spellStart"/>
+      <w:proofErr w:type="gramStart"/>
+      <w:r>
+        <w:t>vG</w:t>
+      </w:r>
+      <w:proofErr w:type="spellEnd"/>
+      <w:r>
+        <w:t>)=</w:t>
+      </w:r>
+      <w:proofErr w:type="gramEnd"/>
+      <w:r>
+        <w:t>\</w:t>
+      </w:r>
+      <w:proofErr w:type="spellStart"/>
+      <w:r>
+        <w:t>vec</w:t>
+      </w:r>
+      <w:proofErr w:type="spellEnd"/>
+      <w:r>
+        <w:t xml:space="preserve">{0}&lt;/m&gt; </w:t>
+      </w:r>
+      <w:proofErr w:type="spellStart"/>
+      <w:r>
+        <w:t>iff</w:t>
+      </w:r>
+      <w:proofErr w:type="spellEnd"/>
+      <w:r>
+        <w:t xml:space="preserve"> &lt;m&gt;\</w:t>
+      </w:r>
+      <w:proofErr w:type="spellStart"/>
+      <w:r>
+        <w:t>vG</w:t>
+      </w:r>
+      <w:proofErr w:type="spellEnd"/>
+      <w:r>
+        <w:t xml:space="preserve">&lt;/m&gt; is conservative. </w:t>
+      </w:r>
+      <w:proofErr w:type="gramStart"/>
+      <w:r>
+        <w:t>Need</w:t>
+      </w:r>
+      <w:proofErr w:type="gramEnd"/>
+      <w:r>
+        <w:t xml:space="preserve"> to fill out how this should work as an exercise.</w:t>
+      </w:r>
+    </w:p>
     <w:p/>
     <w:p>
       <w:r>
@@ -143,6 +316,9 @@
       </w:r>
       <w:r>
         <w:br/>
+      </w:r>
+      <w:r>
+        <w:lastRenderedPageBreak/>
         <w:t>10.1 Library/maCalcDB/setParametric1Curves/ur_pa_1_6.pg (</w:t>
       </w:r>
       <w:proofErr w:type="spellStart"/>
@@ -167,7 +343,6 @@
     <w:p/>
     <w:p>
       <w:r>
-        <w:lastRenderedPageBreak/>
         <w:t>9.3:</w:t>
       </w:r>
     </w:p>
@@ -219,6 +394,33 @@
         </w:drawing>
       </w:r>
     </w:p>
+    <w:p>
+      <w:r>
+        <w:lastRenderedPageBreak/>
+        <w:t>Flux integrals</w:t>
+      </w:r>
+    </w:p>
+    <w:p>
+      <w:r>
+        <w:t>Compute the flux of 1,2,3 through a plane, a cylinder, a cylinder with top and bottom, and a sphere. Use your work here to answer: If S is a closed surface (explain what this is), what do you think the flux of F through S will be?</w:t>
+      </w:r>
+    </w:p>
+    <w:p>
+      <w:r>
+        <w:t>Line int param</w:t>
+      </w:r>
+    </w:p>
+    <w:p>
+      <w:proofErr w:type="gramStart"/>
+      <w:r>
+        <w:t>&lt;!--</w:t>
+      </w:r>
+      <w:proofErr w:type="gramEnd"/>
+      <w:r>
+        <w:t>TODO: Exercise on converting between notations. Ask them what changes in this formula if the vector field changes, etc.--&gt;</w:t>
+      </w:r>
+    </w:p>
+    <w:p/>
     <w:sectPr>
       <w:pgSz w:w="12240" w:h="15840"/>
       <w:pgMar w:top="1440" w:right="1440" w:bottom="1440" w:left="1440" w:header="720" w:footer="720" w:gutter="0"/>

--- a/WebWork Notes/By Hand problems.docx
+++ b/WebWork Notes/By Hand problems.docx
@@ -2,9 +2,53 @@
 <file path=word/document.xml><?xml version="1.0" encoding="utf-8"?>
 <w:document xmlns:wpc="http://schemas.microsoft.com/office/word/2010/wordprocessingCanvas" xmlns:cx="http://schemas.microsoft.com/office/drawing/2014/chartex" xmlns:cx1="http://schemas.microsoft.com/office/drawing/2015/9/8/chartex" xmlns:cx2="http://schemas.microsoft.com/office/drawing/2015/10/21/chartex" xmlns:cx3="http://schemas.microsoft.com/office/drawing/2016/5/9/chartex" xmlns:cx4="http://schemas.microsoft.com/office/drawing/2016/5/10/chartex" xmlns:cx5="http://schemas.microsoft.com/office/drawing/2016/5/11/chartex" xmlns:cx6="http://schemas.microsoft.com/office/drawing/2016/5/12/chartex" xmlns:cx7="http://schemas.microsoft.com/office/drawing/2016/5/13/chartex" xmlns:cx8="http://schemas.microsoft.com/office/drawing/2016/5/14/chartex" xmlns:mc="http://schemas.openxmlformats.org/markup-compatibility/2006" xmlns:aink="http://schemas.microsoft.com/office/drawing/2016/ink" xmlns:am3d="http://schemas.microsoft.com/office/drawing/2017/model3d" xmlns:o="urn:schemas-microsoft-com:office:office" xmlns:oel="http://schemas.microsoft.com/office/2019/extlst" xmlns:r="http://schemas.openxmlformats.org/officeDocument/2006/relationships" xmlns:m="http://schemas.openxmlformats.org/officeDocument/2006/math" xmlns:v="urn:schemas-microsoft-com:vml" xmlns:wp14="http://schemas.microsoft.com/office/word/2010/wordprocessingDrawing" xmlns:wp="http://schemas.openxmlformats.org/drawingml/2006/wordprocessingDrawing" xmlns:w10="urn:schemas-microsoft-com:office:word" xmlns:w="http://schemas.openxmlformats.org/wordprocessingml/2006/main" xmlns:w14="http://schemas.microsoft.com/office/word/2010/wordml" xmlns:w15="http://schemas.microsoft.com/office/word/2012/wordml" xmlns:w16cex="http://schemas.microsoft.com/office/word/2018/wordml/cex" xmlns:w16cid="http://schemas.microsoft.com/office/word/2016/wordml/cid" xmlns:w16="http://schemas.microsoft.com/office/word/2018/wordml" xmlns:w16du="http://schemas.microsoft.com/office/word/2023/wordml/word16du" xmlns:w16sdtdh="http://schemas.microsoft.com/office/word/2020/wordml/sdtdatahash" xmlns:w16sdtfl="http://schemas.microsoft.com/office/word/2024/wordml/sdtformatlock" xmlns:w16se="http://schemas.microsoft.com/office/word/2015/wordml/symex" xmlns:wpg="http://schemas.microsoft.com/office/word/2010/wordprocessingGroup" xmlns:wpi="http://schemas.microsoft.com/office/word/2010/wordprocessingInk" xmlns:wne="http://schemas.microsoft.com/office/word/2006/wordml" xmlns:wps="http://schemas.microsoft.com/office/word/2010/wordprocessingShape" mc:Ignorable="w14 w15 w16se w16cid w16 w16cex w16sdtdh w16sdtfl w16du wp14">
   <w:body>
+    <w:p/>
     <w:p>
       <w:r>
-        <w:t>Curl and Div</w:t>
+        <w:t> </w:t>
+      </w:r>
+    </w:p>
+    <w:p/>
+    <w:p/>
+    <w:p>
+      <w:r>
+        <w:t xml:space="preserve">10.1 Library/WHFreeman/Rogawski_Calculus_Early_Transcendentals_Second_Edition/13_Calculus_of_Vector-Valued_Functions/13.1_Vector-Valued_Functions/13.1.28.pg (adapt to a by hand </w:t>
+      </w:r>
+      <w:proofErr w:type="spellStart"/>
+      <w:r>
+        <w:t>explaination</w:t>
+      </w:r>
+      <w:proofErr w:type="spellEnd"/>
+      <w:r>
+        <w:t>)</w:t>
+      </w:r>
+      <w:r>
+        <w:br/>
+        <w:t>10.1 Library/maCalcDB/setParametric1Curves/ur_pa_1_6.pg (</w:t>
+      </w:r>
+      <w:proofErr w:type="spellStart"/>
+      <w:r>
+        <w:t>horiz</w:t>
+      </w:r>
+      <w:proofErr w:type="spellEnd"/>
+      <w:r>
+        <w:t xml:space="preserve"> or vert tangents, will need to trim problem)</w:t>
+      </w:r>
+    </w:p>
+    <w:p>
+      <w:r>
+        <w:br/>
+        <w:t>10.2 Library/WHFreeman/Rogawski_Calculus_Early_Transcendentals_Second_Edition/13_Calculus_of_Vector-Valued_Functions/13.3_Arc_Length_and_Speed/13.3.14.pg (adapt for by hand ?)</w:t>
+      </w:r>
+      <w:r>
+        <w:br/>
+        <w:t>10.2 Library/WHFreeman/Rogawski_Calculus_Early_Transcendentals_Second_Edition/13_Calculus_of_Vector-Valued_Functions/13.3_Arc_Length_and_Speed/13.3.29.pg (adapt for by hand)</w:t>
+      </w:r>
+    </w:p>
+    <w:p/>
+    <w:p>
+      <w:r>
+        <w:t>9.3:</w:t>
       </w:r>
     </w:p>
     <w:p>
@@ -12,345 +56,7 @@
         <w:rPr>
           <w:noProof/>
         </w:rPr>
-        <w:drawing>
-          <wp:inline distT="0" distB="0" distL="0" distR="0" wp14:anchorId="12CEB622" wp14:editId="36B25025">
-            <wp:extent cx="5943600" cy="1294765"/>
-            <wp:effectExtent l="0" t="0" r="0" b="635"/>
-            <wp:docPr id="1254252986" name="Picture 2" descr="A white background with black text&#10;&#10;AI-generated content may be incorrect."/>
-            <wp:cNvGraphicFramePr>
-              <a:graphicFrameLocks xmlns:a="http://schemas.openxmlformats.org/drawingml/2006/main" noChangeAspect="1"/>
-            </wp:cNvGraphicFramePr>
-            <a:graphic xmlns:a="http://schemas.openxmlformats.org/drawingml/2006/main">
-              <a:graphicData uri="http://schemas.openxmlformats.org/drawingml/2006/picture">
-                <pic:pic xmlns:pic="http://schemas.openxmlformats.org/drawingml/2006/picture">
-                  <pic:nvPicPr>
-                    <pic:cNvPr id="1254252986" name="Picture 2" descr="A white background with black text&#10;&#10;AI-generated content may be incorrect."/>
-                    <pic:cNvPicPr/>
-                  </pic:nvPicPr>
-                  <pic:blipFill>
-                    <a:blip r:embed="rId4">
-                      <a:extLst>
-                        <a:ext uri="{28A0092B-C50C-407E-A947-70E740481C1C}">
-                          <a14:useLocalDpi xmlns:a14="http://schemas.microsoft.com/office/drawing/2010/main" val="0"/>
-                        </a:ext>
-                      </a:extLst>
-                    </a:blip>
-                    <a:stretch>
-                      <a:fillRect/>
-                    </a:stretch>
-                  </pic:blipFill>
-                  <pic:spPr>
-                    <a:xfrm>
-                      <a:off x="0" y="0"/>
-                      <a:ext cx="5943600" cy="1294765"/>
-                    </a:xfrm>
-                    <a:prstGeom prst="rect">
-                      <a:avLst/>
-                    </a:prstGeom>
-                  </pic:spPr>
-                </pic:pic>
-              </a:graphicData>
-            </a:graphic>
-          </wp:inline>
-        </w:drawing>
-      </w:r>
-    </w:p>
-    <w:p>
-      <w:r>
-        <w:t> Let &lt;m&gt;h(</w:t>
-      </w:r>
-      <w:proofErr w:type="spellStart"/>
-      <w:proofErr w:type="gramStart"/>
-      <w:r>
-        <w:t>x,y</w:t>
-      </w:r>
-      <w:proofErr w:type="gramEnd"/>
-      <w:r>
-        <w:t>,z</w:t>
-      </w:r>
-      <w:proofErr w:type="spellEnd"/>
-      <w:r>
-        <w:t>)&lt;/m&gt; be a smooth function of three variables and let &lt;m&gt;\</w:t>
-      </w:r>
-      <w:proofErr w:type="spellStart"/>
-      <w:r>
-        <w:t>vF</w:t>
-      </w:r>
-      <w:proofErr w:type="spellEnd"/>
-      <w:r>
-        <w:t>=grad(h)=\</w:t>
-      </w:r>
-      <w:proofErr w:type="spellStart"/>
-      <w:r>
-        <w:t>nabla</w:t>
-      </w:r>
-      <w:proofErr w:type="spellEnd"/>
-      <w:r>
-        <w:t>{h}&lt;/m&gt;.</w:t>
-      </w:r>
-    </w:p>
-    <w:p>
-      <w:r>
-        <w:t>            &lt;</w:t>
-      </w:r>
-      <w:proofErr w:type="spellStart"/>
-      <w:r>
-        <w:t>ol</w:t>
-      </w:r>
-      <w:proofErr w:type="spellEnd"/>
-      <w:r>
-        <w:t>&gt;</w:t>
-      </w:r>
-    </w:p>
-    <w:p>
-      <w:r>
-        <w:t>              &lt;li&gt;Write out the component functions of &lt;m&gt;\</w:t>
-      </w:r>
-      <w:proofErr w:type="spellStart"/>
-      <w:r>
-        <w:t>vF</w:t>
-      </w:r>
-      <w:proofErr w:type="spellEnd"/>
-      <w:r>
-        <w:t>&lt;/m&gt; in terms of partial derivatives of &lt;m&gt;h&lt;/m</w:t>
-      </w:r>
-      <w:proofErr w:type="gramStart"/>
-      <w:r>
-        <w:t>&gt;.&lt;</w:t>
-      </w:r>
-      <w:proofErr w:type="gramEnd"/>
-      <w:r>
-        <w:t>/li&gt;</w:t>
-      </w:r>
-    </w:p>
-    <w:p>
-      <w:r>
-        <w:t>              &lt;li&gt;Show that &lt;m&gt;curl(\</w:t>
-      </w:r>
-      <w:proofErr w:type="spellStart"/>
-      <w:proofErr w:type="gramStart"/>
-      <w:r>
-        <w:t>vF</w:t>
-      </w:r>
-      <w:proofErr w:type="spellEnd"/>
-      <w:r>
-        <w:t>)=</w:t>
-      </w:r>
-      <w:proofErr w:type="gramEnd"/>
-      <w:r>
-        <w:t>\</w:t>
-      </w:r>
-      <w:proofErr w:type="spellStart"/>
-      <w:r>
-        <w:t>vec</w:t>
-      </w:r>
-      <w:proofErr w:type="spellEnd"/>
-      <w:r>
-        <w:t>{0}&lt;/m&gt;.&lt;/li&gt;</w:t>
-      </w:r>
-    </w:p>
-    <w:p>
-      <w:r>
-        <w:t>              &lt;li&gt;A vector field is curl free if &lt;m&gt;curl(\</w:t>
-      </w:r>
-      <w:proofErr w:type="spellStart"/>
-      <w:proofErr w:type="gramStart"/>
-      <w:r>
-        <w:t>vF</w:t>
-      </w:r>
-      <w:proofErr w:type="spellEnd"/>
-      <w:r>
-        <w:t>)=</w:t>
-      </w:r>
-      <w:proofErr w:type="gramEnd"/>
-      <w:r>
-        <w:t>\</w:t>
-      </w:r>
-      <w:proofErr w:type="spellStart"/>
-      <w:r>
-        <w:t>vec</w:t>
-      </w:r>
-      <w:proofErr w:type="spellEnd"/>
-      <w:r>
-        <w:t>{0}&lt;/m&gt;. If the component functions of a vector field &lt;m&gt;\</w:t>
-      </w:r>
-      <w:proofErr w:type="spellStart"/>
-      <w:r>
-        <w:t>vG</w:t>
-      </w:r>
-      <w:proofErr w:type="spellEnd"/>
-      <w:r>
-        <w:t>&lt;/m&gt; have continuous first partial derivatives on an open region of space, then &lt;m&gt;curl(\</w:t>
-      </w:r>
-      <w:proofErr w:type="spellStart"/>
-      <w:proofErr w:type="gramStart"/>
-      <w:r>
-        <w:t>vG</w:t>
-      </w:r>
-      <w:proofErr w:type="spellEnd"/>
-      <w:r>
-        <w:t>)=</w:t>
-      </w:r>
-      <w:proofErr w:type="gramEnd"/>
-      <w:r>
-        <w:t>\</w:t>
-      </w:r>
-      <w:proofErr w:type="spellStart"/>
-      <w:r>
-        <w:t>vec</w:t>
-      </w:r>
-      <w:proofErr w:type="spellEnd"/>
-      <w:r>
-        <w:t xml:space="preserve">{0}&lt;/m&gt; </w:t>
-      </w:r>
-      <w:proofErr w:type="spellStart"/>
-      <w:r>
-        <w:t>iff</w:t>
-      </w:r>
-      <w:proofErr w:type="spellEnd"/>
-      <w:r>
-        <w:t xml:space="preserve"> &lt;m&gt;\</w:t>
-      </w:r>
-      <w:proofErr w:type="spellStart"/>
-      <w:r>
-        <w:t>vG</w:t>
-      </w:r>
-      <w:proofErr w:type="spellEnd"/>
-      <w:r>
-        <w:t xml:space="preserve">&lt;/m&gt; is conservative. </w:t>
-      </w:r>
-      <w:proofErr w:type="gramStart"/>
-      <w:r>
-        <w:t>Need</w:t>
-      </w:r>
-      <w:proofErr w:type="gramEnd"/>
-      <w:r>
-        <w:t xml:space="preserve"> to fill out how this should work as an exercise.</w:t>
-      </w:r>
-    </w:p>
-    <w:p/>
-    <w:p>
-      <w:r>
-        <w:t>FTCLI</w:t>
-      </w:r>
-    </w:p>
-    <w:p>
-      <w:r>
-        <w:rPr>
-          <w:noProof/>
-        </w:rPr>
-        <w:drawing>
-          <wp:inline distT="0" distB="0" distL="0" distR="0" wp14:anchorId="6E37089C" wp14:editId="0BF6D78C">
-            <wp:extent cx="5943600" cy="506730"/>
-            <wp:effectExtent l="0" t="0" r="0" b="7620"/>
-            <wp:docPr id="427298374" name="Picture 3"/>
-            <wp:cNvGraphicFramePr>
-              <a:graphicFrameLocks xmlns:a="http://schemas.openxmlformats.org/drawingml/2006/main" noChangeAspect="1"/>
-            </wp:cNvGraphicFramePr>
-            <a:graphic xmlns:a="http://schemas.openxmlformats.org/drawingml/2006/main">
-              <a:graphicData uri="http://schemas.openxmlformats.org/drawingml/2006/picture">
-                <pic:pic xmlns:pic="http://schemas.openxmlformats.org/drawingml/2006/picture">
-                  <pic:nvPicPr>
-                    <pic:cNvPr id="427298374" name="Picture 427298374"/>
-                    <pic:cNvPicPr/>
-                  </pic:nvPicPr>
-                  <pic:blipFill>
-                    <a:blip r:embed="rId5">
-                      <a:extLst>
-                        <a:ext uri="{28A0092B-C50C-407E-A947-70E740481C1C}">
-                          <a14:useLocalDpi xmlns:a14="http://schemas.microsoft.com/office/drawing/2010/main" val="0"/>
-                        </a:ext>
-                      </a:extLst>
-                    </a:blip>
-                    <a:stretch>
-                      <a:fillRect/>
-                    </a:stretch>
-                  </pic:blipFill>
-                  <pic:spPr>
-                    <a:xfrm>
-                      <a:off x="0" y="0"/>
-                      <a:ext cx="5943600" cy="506730"/>
-                    </a:xfrm>
-                    <a:prstGeom prst="rect">
-                      <a:avLst/>
-                    </a:prstGeom>
-                  </pic:spPr>
-                </pic:pic>
-              </a:graphicData>
-            </a:graphic>
-          </wp:inline>
-        </w:drawing>
-      </w:r>
-    </w:p>
-    <w:p/>
-    <w:p>
-      <w:r>
-        <w:t xml:space="preserve">Calc </w:t>
-      </w:r>
-      <w:proofErr w:type="spellStart"/>
-      <w:r>
-        <w:t>vf</w:t>
-      </w:r>
-      <w:proofErr w:type="spellEnd"/>
-      <w:r>
-        <w:t xml:space="preserve"> line int</w:t>
-      </w:r>
-    </w:p>
-    <w:p>
-      <w:r>
-        <w:t>Library/Michigan/Chap18Sec2/Q33.pg (adapt this into an explanation of what happens for a piecewise defined path, possibly with stops)</w:t>
-      </w:r>
-    </w:p>
-    <w:p/>
-    <w:p>
-      <w:r>
-        <w:t xml:space="preserve">10.1 Library/WHFreeman/Rogawski_Calculus_Early_Transcendentals_Second_Edition/13_Calculus_of_Vector-Valued_Functions/13.1_Vector-Valued_Functions/13.1.28.pg (adapt to a by hand </w:t>
-      </w:r>
-      <w:proofErr w:type="spellStart"/>
-      <w:r>
-        <w:t>explaination</w:t>
-      </w:r>
-      <w:proofErr w:type="spellEnd"/>
-      <w:r>
-        <w:t>)</w:t>
-      </w:r>
-      <w:r>
-        <w:br/>
-      </w:r>
-      <w:r>
         <w:lastRenderedPageBreak/>
-        <w:t>10.1 Library/maCalcDB/setParametric1Curves/ur_pa_1_6.pg (</w:t>
-      </w:r>
-      <w:proofErr w:type="spellStart"/>
-      <w:r>
-        <w:t>horiz</w:t>
-      </w:r>
-      <w:proofErr w:type="spellEnd"/>
-      <w:r>
-        <w:t xml:space="preserve"> or vert tangents, will need to trim problem)</w:t>
-      </w:r>
-    </w:p>
-    <w:p>
-      <w:r>
-        <w:br/>
-        <w:t>10.2 Library/WHFreeman/Rogawski_Calculus_Early_Transcendentals_Second_Edition/13_Calculus_of_Vector-Valued_Functions/13.3_Arc_Length_and_Speed/13.3.14.pg (adapt for by hand ?)</w:t>
-      </w:r>
-      <w:r>
-        <w:br/>
-        <w:t>10.2 Library/WHFreeman/Rogawski_Calculus_Early_Transcendentals_Second_Edition/13_Calculus_of_Vector-Valued_Functions/13.3_Arc_Length_and_Speed/13.3.29.pg (adapt for by hand)</w:t>
-      </w:r>
-    </w:p>
-    <w:p/>
-    <w:p>
-      <w:r>
-        <w:t>9.3:</w:t>
-      </w:r>
-    </w:p>
-    <w:p>
-      <w:r>
-        <w:rPr>
-          <w:noProof/>
-        </w:rPr>
         <w:drawing>
           <wp:inline distT="0" distB="0" distL="0" distR="0" wp14:anchorId="4D2D93EC" wp14:editId="3F97BB60">
             <wp:extent cx="5943600" cy="4761865"/>
@@ -367,7 +73,7 @@
                     <pic:cNvPicPr/>
                   </pic:nvPicPr>
                   <pic:blipFill>
-                    <a:blip r:embed="rId6">
+                    <a:blip r:embed="rId4">
                       <a:extLst>
                         <a:ext uri="{28A0092B-C50C-407E-A947-70E740481C1C}">
                           <a14:useLocalDpi xmlns:a14="http://schemas.microsoft.com/office/drawing/2010/main" val="0"/>
@@ -396,7 +102,6 @@
     </w:p>
     <w:p>
       <w:r>
-        <w:lastRenderedPageBreak/>
         <w:t>Flux integrals</w:t>
       </w:r>
     </w:p>
@@ -1034,6 +739,7 @@
   <w:style w:type="character" w:default="1" w:styleId="DefaultParagraphFont">
     <w:name w:val="Default Paragraph Font"/>
     <w:uiPriority w:val="1"/>
+    <w:semiHidden/>
     <w:unhideWhenUsed/>
   </w:style>
   <w:style w:type="table" w:default="1" w:styleId="TableNormal">
